--- a/docs/v2/cases/index.docx
+++ b/docs/v2/cases/index.docx
@@ -31,7 +31,7 @@
         <w:pStyle w:val="Date"/>
       </w:pPr>
       <w:r>
-        <w:t xml:space="preserve">2026-05-22</w:t>
+        <w:t xml:space="preserve">2026-05-25</w:t>
       </w:r>
     </w:p>
     <w:p>
@@ -304,8 +304,52 @@
             <w:pPr>
               <w:pStyle w:val="Compact"/>
             </w:pPr>
-            <w:r>
-              <w:t xml:space="preserve">How We Represent People: ADTs and the Ethics of Data Modeling</w:t>
+            <w:hyperlink r:id="rId13">
+              <w:r>
+                <w:rPr>
+                  <w:rStyle w:val="Hyperlink"/>
+                </w:rPr>
+                <w:t xml:space="preserve">How We Represent People: ADTs and the Ethics of Data Modeling</w:t>
+              </w:r>
+            </w:hyperlink>
+          </w:p>
+        </w:tc>
+        <w:tc>
+          <w:tcPr/>
+          <w:p>
+            <w:pPr>
+              <w:pStyle w:val="Compact"/>
+            </w:pPr>
+            <w:r>
+              <w:rPr>
+                <w:b/>
+                <w:bCs/>
+              </w:rPr>
+              <w:t xml:space="preserve">Available</w:t>
+            </w:r>
+          </w:p>
+        </w:tc>
+      </w:tr>
+      <w:tr>
+        <w:tc>
+          <w:tcPr/>
+          <w:p>
+            <w:pPr>
+              <w:pStyle w:val="Compact"/>
+            </w:pPr>
+            <w:r>
+              <w:t xml:space="preserve">6</w:t>
+            </w:r>
+          </w:p>
+        </w:tc>
+        <w:tc>
+          <w:tcPr/>
+          <w:p>
+            <w:pPr>
+              <w:pStyle w:val="Compact"/>
+            </w:pPr>
+            <w:r>
+              <w:t xml:space="preserve">Was OOP a Mistake? Alan Kay, Smalltalk &amp; the Backlash</w:t>
             </w:r>
           </w:p>
         </w:tc>
@@ -333,18 +377,18 @@
               <w:pStyle w:val="Compact"/>
             </w:pPr>
             <w:r>
-              <w:t xml:space="preserve">6</w:t>
-            </w:r>
-          </w:p>
-        </w:tc>
-        <w:tc>
-          <w:tcPr/>
-          <w:p>
-            <w:pPr>
-              <w:pStyle w:val="Compact"/>
-            </w:pPr>
-            <w:r>
-              <w:t xml:space="preserve">Was OOP a Mistake? Alan Kay, Smalltalk &amp; the Backlash</w:t>
+              <w:t xml:space="preserve">7</w:t>
+            </w:r>
+          </w:p>
+        </w:tc>
+        <w:tc>
+          <w:tcPr/>
+          <w:p>
+            <w:pPr>
+              <w:pStyle w:val="Compact"/>
+            </w:pPr>
+            <w:r>
+              <w:t xml:space="preserve">The Halting Problem &amp; the Limits of Machines</w:t>
             </w:r>
           </w:p>
         </w:tc>
@@ -372,18 +416,18 @@
               <w:pStyle w:val="Compact"/>
             </w:pPr>
             <w:r>
-              <w:t xml:space="preserve">7</w:t>
-            </w:r>
-          </w:p>
-        </w:tc>
-        <w:tc>
-          <w:tcPr/>
-          <w:p>
-            <w:pPr>
-              <w:pStyle w:val="Compact"/>
-            </w:pPr>
-            <w:r>
-              <w:t xml:space="preserve">The Halting Problem &amp; the Limits of Machines</w:t>
+              <w:t xml:space="preserve">8</w:t>
+            </w:r>
+          </w:p>
+        </w:tc>
+        <w:tc>
+          <w:tcPr/>
+          <w:p>
+            <w:pPr>
+              <w:pStyle w:val="Compact"/>
+            </w:pPr>
+            <w:r>
+              <w:t xml:space="preserve">Open Source &amp; the Code an AI Learned From — Linux, Git &amp; Copilot</w:t>
             </w:r>
           </w:p>
         </w:tc>
@@ -411,18 +455,18 @@
               <w:pStyle w:val="Compact"/>
             </w:pPr>
             <w:r>
-              <w:t xml:space="preserve">8</w:t>
-            </w:r>
-          </w:p>
-        </w:tc>
-        <w:tc>
-          <w:tcPr/>
-          <w:p>
-            <w:pPr>
-              <w:pStyle w:val="Compact"/>
-            </w:pPr>
-            <w:r>
-              <w:t xml:space="preserve">Open Source &amp; the Code an AI Learned From — Linux, Git &amp; Copilot</w:t>
+              <w:t xml:space="preserve">9</w:t>
+            </w:r>
+          </w:p>
+        </w:tc>
+        <w:tc>
+          <w:tcPr/>
+          <w:p>
+            <w:pPr>
+              <w:pStyle w:val="Compact"/>
+            </w:pPr>
+            <w:r>
+              <w:t xml:space="preserve">From SQL to NoSQL — Why Google Built Bigtable</w:t>
             </w:r>
           </w:p>
         </w:tc>
@@ -450,18 +494,18 @@
               <w:pStyle w:val="Compact"/>
             </w:pPr>
             <w:r>
-              <w:t xml:space="preserve">9</w:t>
-            </w:r>
-          </w:p>
-        </w:tc>
-        <w:tc>
-          <w:tcPr/>
-          <w:p>
-            <w:pPr>
-              <w:pStyle w:val="Compact"/>
-            </w:pPr>
-            <w:r>
-              <w:t xml:space="preserve">From SQL to NoSQL — Why Google Built Bigtable</w:t>
+              <w:t xml:space="preserve">10</w:t>
+            </w:r>
+          </w:p>
+        </w:tc>
+        <w:tc>
+          <w:tcPr/>
+          <w:p>
+            <w:pPr>
+              <w:pStyle w:val="Compact"/>
+            </w:pPr>
+            <w:r>
+              <w:t xml:space="preserve">Three Companies Own the Internet — ARPANET to the Cloud Oligopoly</w:t>
             </w:r>
           </w:p>
         </w:tc>
@@ -489,18 +533,18 @@
               <w:pStyle w:val="Compact"/>
             </w:pPr>
             <w:r>
-              <w:t xml:space="preserve">10</w:t>
-            </w:r>
-          </w:p>
-        </w:tc>
-        <w:tc>
-          <w:tcPr/>
-          <w:p>
-            <w:pPr>
-              <w:pStyle w:val="Compact"/>
-            </w:pPr>
-            <w:r>
-              <w:t xml:space="preserve">Three Companies Own the Internet — ARPANET to the Cloud Oligopoly</w:t>
+              <w:t xml:space="preserve">11</w:t>
+            </w:r>
+          </w:p>
+        </w:tc>
+        <w:tc>
+          <w:tcPr/>
+          <w:p>
+            <w:pPr>
+              <w:pStyle w:val="Compact"/>
+            </w:pPr>
+            <w:r>
+              <w:t xml:space="preserve">The Equifax Breach</w:t>
             </w:r>
           </w:p>
         </w:tc>
@@ -528,18 +572,18 @@
               <w:pStyle w:val="Compact"/>
             </w:pPr>
             <w:r>
-              <w:t xml:space="preserve">11</w:t>
-            </w:r>
-          </w:p>
-        </w:tc>
-        <w:tc>
-          <w:tcPr/>
-          <w:p>
-            <w:pPr>
-              <w:pStyle w:val="Compact"/>
-            </w:pPr>
-            <w:r>
-              <w:t xml:space="preserve">The Equifax Breach</w:t>
+              <w:t xml:space="preserve">12</w:t>
+            </w:r>
+          </w:p>
+        </w:tc>
+        <w:tc>
+          <w:tcPr/>
+          <w:p>
+            <w:pPr>
+              <w:pStyle w:val="Compact"/>
+            </w:pPr>
+            <w:r>
+              <w:t xml:space="preserve">COMPAS, Facial Recognition &amp; AI Accountability</w:t>
             </w:r>
           </w:p>
         </w:tc>
@@ -559,47 +603,8 @@
           </w:p>
         </w:tc>
       </w:tr>
-      <w:tr>
-        <w:tc>
-          <w:tcPr/>
-          <w:p>
-            <w:pPr>
-              <w:pStyle w:val="Compact"/>
-            </w:pPr>
-            <w:r>
-              <w:t xml:space="preserve">12</w:t>
-            </w:r>
-          </w:p>
-        </w:tc>
-        <w:tc>
-          <w:tcPr/>
-          <w:p>
-            <w:pPr>
-              <w:pStyle w:val="Compact"/>
-            </w:pPr>
-            <w:r>
-              <w:t xml:space="preserve">COMPAS, Facial Recognition &amp; AI Accountability</w:t>
-            </w:r>
-          </w:p>
-        </w:tc>
-        <w:tc>
-          <w:tcPr/>
-          <w:p>
-            <w:pPr>
-              <w:pStyle w:val="Compact"/>
-            </w:pPr>
-            <w:r>
-              <w:rPr>
-                <w:i/>
-                <w:iCs/>
-              </w:rPr>
-              <w:t xml:space="preserve">In progress</w:t>
-            </w:r>
-          </w:p>
-        </w:tc>
-      </w:tr>
     </w:tbl>
-    <w:bookmarkStart w:id="13" w:name="how-to-read-these"/>
+    <w:bookmarkStart w:id="14" w:name="how-to-read-these"/>
     <w:p>
       <w:pPr>
         <w:pStyle w:val="Heading2"/>
@@ -730,7 +735,7 @@
         <w:t xml:space="preserve">about with other people — not for looking up.</w:t>
       </w:r>
     </w:p>
-    <w:bookmarkEnd w:id="13"/>
+    <w:bookmarkEnd w:id="14"/>
     <w:sectPr>
       <w:footnotePr>
         <w:numRestart w:val="eachSect"/>

--- a/docs/v2/cases/index.docx
+++ b/docs/v2/cases/index.docx
@@ -31,7 +31,7 @@
         <w:pStyle w:val="Date"/>
       </w:pPr>
       <w:r>
-        <w:t xml:space="preserve">2026-05-25</w:t>
+        <w:t xml:space="preserve">2026-06-02</w:t>
       </w:r>
     </w:p>
     <w:p>
@@ -39,25 +39,39 @@
         <w:pStyle w:val="FirstParagraph"/>
       </w:pPr>
       <w:r>
-        <w:t xml:space="preserve">Twelve short case studies on the people, decisions, and arguments that</w:t>
+        <w:t xml:space="preserve">Welcome! These are twelve short case studies about the people and choices</w:t>
       </w:r>
       <w:r>
         <w:t xml:space="preserve"> </w:t>
       </w:r>
       <w:r>
-        <w:t xml:space="preserve">made the field of computer science what it is — and the ones it is still</w:t>
+        <w:t xml:space="preserve">that shaped computer science. Each one tells a true story. Each one shows</w:t>
       </w:r>
       <w:r>
         <w:t xml:space="preserve"> </w:t>
       </w:r>
       <w:r>
-        <w:t xml:space="preserve">having. Each piece is built around a real story, a short algorithm you</w:t>
+        <w:t xml:space="preserve">you a small piece of code you can work through by hand. And each one ends</w:t>
       </w:r>
       <w:r>
         <w:t xml:space="preserve"> </w:t>
       </w:r>
       <w:r>
-        <w:t xml:space="preserve">can trace by hand, and an unresolved debate worth your own opinion on.</w:t>
+        <w:t xml:space="preserve">with a real question that people still argue about — so you can join in.</w:t>
+      </w:r>
+    </w:p>
+    <w:p>
+      <w:pPr>
+        <w:pStyle w:val="BodyText"/>
+      </w:pPr>
+      <w:r>
+        <w:t xml:space="preserve">You do not need to read them in order. Start with whatever sounds</w:t>
+      </w:r>
+      <w:r>
+        <w:t xml:space="preserve"> </w:t>
+      </w:r>
+      <w:r>
+        <w:t xml:space="preserve">interesting.</w:t>
       </w:r>
     </w:p>
     <w:tbl>
@@ -348,8 +362,52 @@
             <w:pPr>
               <w:pStyle w:val="Compact"/>
             </w:pPr>
-            <w:r>
-              <w:t xml:space="preserve">Was OOP a Mistake? Alan Kay, Smalltalk &amp; the Backlash</w:t>
+            <w:hyperlink r:id="rId14">
+              <w:r>
+                <w:rPr>
+                  <w:rStyle w:val="Hyperlink"/>
+                </w:rPr>
+                <w:t xml:space="preserve">Was OOP a Mistake? Alan Kay, Smalltalk &amp; the Backlash</w:t>
+              </w:r>
+            </w:hyperlink>
+          </w:p>
+        </w:tc>
+        <w:tc>
+          <w:tcPr/>
+          <w:p>
+            <w:pPr>
+              <w:pStyle w:val="Compact"/>
+            </w:pPr>
+            <w:r>
+              <w:rPr>
+                <w:b/>
+                <w:bCs/>
+              </w:rPr>
+              <w:t xml:space="preserve">Available</w:t>
+            </w:r>
+          </w:p>
+        </w:tc>
+      </w:tr>
+      <w:tr>
+        <w:tc>
+          <w:tcPr/>
+          <w:p>
+            <w:pPr>
+              <w:pStyle w:val="Compact"/>
+            </w:pPr>
+            <w:r>
+              <w:t xml:space="preserve">7</w:t>
+            </w:r>
+          </w:p>
+        </w:tc>
+        <w:tc>
+          <w:tcPr/>
+          <w:p>
+            <w:pPr>
+              <w:pStyle w:val="Compact"/>
+            </w:pPr>
+            <w:r>
+              <w:t xml:space="preserve">The Halting Problem &amp; the Limits of Machines</w:t>
             </w:r>
           </w:p>
         </w:tc>
@@ -377,18 +435,18 @@
               <w:pStyle w:val="Compact"/>
             </w:pPr>
             <w:r>
-              <w:t xml:space="preserve">7</w:t>
-            </w:r>
-          </w:p>
-        </w:tc>
-        <w:tc>
-          <w:tcPr/>
-          <w:p>
-            <w:pPr>
-              <w:pStyle w:val="Compact"/>
-            </w:pPr>
-            <w:r>
-              <w:t xml:space="preserve">The Halting Problem &amp; the Limits of Machines</w:t>
+              <w:t xml:space="preserve">8</w:t>
+            </w:r>
+          </w:p>
+        </w:tc>
+        <w:tc>
+          <w:tcPr/>
+          <w:p>
+            <w:pPr>
+              <w:pStyle w:val="Compact"/>
+            </w:pPr>
+            <w:r>
+              <w:t xml:space="preserve">Open Source &amp; the Code an AI Learned From — Linux, Git &amp; Copilot</w:t>
             </w:r>
           </w:p>
         </w:tc>
@@ -416,18 +474,18 @@
               <w:pStyle w:val="Compact"/>
             </w:pPr>
             <w:r>
-              <w:t xml:space="preserve">8</w:t>
-            </w:r>
-          </w:p>
-        </w:tc>
-        <w:tc>
-          <w:tcPr/>
-          <w:p>
-            <w:pPr>
-              <w:pStyle w:val="Compact"/>
-            </w:pPr>
-            <w:r>
-              <w:t xml:space="preserve">Open Source &amp; the Code an AI Learned From — Linux, Git &amp; Copilot</w:t>
+              <w:t xml:space="preserve">9</w:t>
+            </w:r>
+          </w:p>
+        </w:tc>
+        <w:tc>
+          <w:tcPr/>
+          <w:p>
+            <w:pPr>
+              <w:pStyle w:val="Compact"/>
+            </w:pPr>
+            <w:r>
+              <w:t xml:space="preserve">From SQL to NoSQL — Why Google Built Bigtable</w:t>
             </w:r>
           </w:p>
         </w:tc>
@@ -455,18 +513,18 @@
               <w:pStyle w:val="Compact"/>
             </w:pPr>
             <w:r>
-              <w:t xml:space="preserve">9</w:t>
-            </w:r>
-          </w:p>
-        </w:tc>
-        <w:tc>
-          <w:tcPr/>
-          <w:p>
-            <w:pPr>
-              <w:pStyle w:val="Compact"/>
-            </w:pPr>
-            <w:r>
-              <w:t xml:space="preserve">From SQL to NoSQL — Why Google Built Bigtable</w:t>
+              <w:t xml:space="preserve">10</w:t>
+            </w:r>
+          </w:p>
+        </w:tc>
+        <w:tc>
+          <w:tcPr/>
+          <w:p>
+            <w:pPr>
+              <w:pStyle w:val="Compact"/>
+            </w:pPr>
+            <w:r>
+              <w:t xml:space="preserve">Three Companies Own the Internet — ARPANET to the Cloud Oligopoly</w:t>
             </w:r>
           </w:p>
         </w:tc>
@@ -494,18 +552,18 @@
               <w:pStyle w:val="Compact"/>
             </w:pPr>
             <w:r>
-              <w:t xml:space="preserve">10</w:t>
-            </w:r>
-          </w:p>
-        </w:tc>
-        <w:tc>
-          <w:tcPr/>
-          <w:p>
-            <w:pPr>
-              <w:pStyle w:val="Compact"/>
-            </w:pPr>
-            <w:r>
-              <w:t xml:space="preserve">Three Companies Own the Internet — ARPANET to the Cloud Oligopoly</w:t>
+              <w:t xml:space="preserve">11</w:t>
+            </w:r>
+          </w:p>
+        </w:tc>
+        <w:tc>
+          <w:tcPr/>
+          <w:p>
+            <w:pPr>
+              <w:pStyle w:val="Compact"/>
+            </w:pPr>
+            <w:r>
+              <w:t xml:space="preserve">The Equifax Breach</w:t>
             </w:r>
           </w:p>
         </w:tc>
@@ -533,18 +591,18 @@
               <w:pStyle w:val="Compact"/>
             </w:pPr>
             <w:r>
-              <w:t xml:space="preserve">11</w:t>
-            </w:r>
-          </w:p>
-        </w:tc>
-        <w:tc>
-          <w:tcPr/>
-          <w:p>
-            <w:pPr>
-              <w:pStyle w:val="Compact"/>
-            </w:pPr>
-            <w:r>
-              <w:t xml:space="preserve">The Equifax Breach</w:t>
+              <w:t xml:space="preserve">12</w:t>
+            </w:r>
+          </w:p>
+        </w:tc>
+        <w:tc>
+          <w:tcPr/>
+          <w:p>
+            <w:pPr>
+              <w:pStyle w:val="Compact"/>
+            </w:pPr>
+            <w:r>
+              <w:t xml:space="preserve">COMPAS, Facial Recognition &amp; AI Accountability</w:t>
             </w:r>
           </w:p>
         </w:tc>
@@ -564,47 +622,8 @@
           </w:p>
         </w:tc>
       </w:tr>
-      <w:tr>
-        <w:tc>
-          <w:tcPr/>
-          <w:p>
-            <w:pPr>
-              <w:pStyle w:val="Compact"/>
-            </w:pPr>
-            <w:r>
-              <w:t xml:space="preserve">12</w:t>
-            </w:r>
-          </w:p>
-        </w:tc>
-        <w:tc>
-          <w:tcPr/>
-          <w:p>
-            <w:pPr>
-              <w:pStyle w:val="Compact"/>
-            </w:pPr>
-            <w:r>
-              <w:t xml:space="preserve">COMPAS, Facial Recognition &amp; AI Accountability</w:t>
-            </w:r>
-          </w:p>
-        </w:tc>
-        <w:tc>
-          <w:tcPr/>
-          <w:p>
-            <w:pPr>
-              <w:pStyle w:val="Compact"/>
-            </w:pPr>
-            <w:r>
-              <w:rPr>
-                <w:i/>
-                <w:iCs/>
-              </w:rPr>
-              <w:t xml:space="preserve">In progress</w:t>
-            </w:r>
-          </w:p>
-        </w:tc>
-      </w:tr>
     </w:tbl>
-    <w:bookmarkStart w:id="14" w:name="how-to-read-these"/>
+    <w:bookmarkStart w:id="15" w:name="how-to-read-these"/>
     <w:p>
       <w:pPr>
         <w:pStyle w:val="Heading2"/>
@@ -618,7 +637,7 @@
         <w:pStyle w:val="FirstParagraph"/>
       </w:pPr>
       <w:r>
-        <w:t xml:space="preserve">Each case follows the same shape:</w:t>
+        <w:t xml:space="preserve">Every case has the same four parts:</w:t>
       </w:r>
     </w:p>
     <w:p>
@@ -640,7 +659,7 @@
         <w:t xml:space="preserve"> </w:t>
       </w:r>
       <w:r>
-        <w:t xml:space="preserve">— what actually happened, with the people and the stakes.</w:t>
+        <w:t xml:space="preserve">— what happened, who was there, and what was at stake.</w:t>
       </w:r>
     </w:p>
     <w:p>
@@ -662,7 +681,7 @@
         <w:t xml:space="preserve"> </w:t>
       </w:r>
       <w:r>
-        <w:t xml:space="preserve">— the technical mechanism, with a short algorithm to trace.</w:t>
+        <w:t xml:space="preserve">— the tech behind the story, with a short piece of code to trace.</w:t>
       </w:r>
     </w:p>
     <w:p>
@@ -684,7 +703,7 @@
         <w:t xml:space="preserve"> </w:t>
       </w:r>
       <w:r>
-        <w:t xml:space="preserve">— the debate the case opened, with positions to weigh against each other.</w:t>
+        <w:t xml:space="preserve">— the debate the case opened up, with both sides laid out.</w:t>
       </w:r>
     </w:p>
     <w:p>
@@ -714,28 +733,28 @@
         <w:pStyle w:val="FirstParagraph"/>
       </w:pPr>
       <w:r>
-        <w:t xml:space="preserve">A case takes about twenty to thirty minutes to read carefully, plus the</w:t>
+        <w:t xml:space="preserve">Plan on about twenty to thirty minutes to read a case, plus more time</w:t>
       </w:r>
       <w:r>
         <w:t xml:space="preserve"> </w:t>
       </w:r>
       <w:r>
-        <w:t xml:space="preserve">time you spend on the algorithm and the discussion questions. There is</w:t>
+        <w:t xml:space="preserve">for the code and the questions. There is no answer key. The questions</w:t>
       </w:r>
       <w:r>
         <w:t xml:space="preserve"> </w:t>
       </w:r>
       <w:r>
-        <w:t xml:space="preserve">no answer key. The discussion questions are for thinking and arguing</w:t>
+        <w:t xml:space="preserve">are meant for talking and arguing about with other people — not for</w:t>
       </w:r>
       <w:r>
         <w:t xml:space="preserve"> </w:t>
       </w:r>
       <w:r>
-        <w:t xml:space="preserve">about with other people — not for looking up.</w:t>
+        <w:t xml:space="preserve">looking up.</w:t>
       </w:r>
     </w:p>
-    <w:bookmarkEnd w:id="14"/>
+    <w:bookmarkEnd w:id="15"/>
     <w:sectPr>
       <w:footnotePr>
         <w:numRestart w:val="eachSect"/>

--- a/docs/v2/cases/index.docx
+++ b/docs/v2/cases/index.docx
@@ -31,7 +31,7 @@
         <w:pStyle w:val="Date"/>
       </w:pPr>
       <w:r>
-        <w:t xml:space="preserve">2026-06-02</w:t>
+        <w:t xml:space="preserve">2026-06-10</w:t>
       </w:r>
     </w:p>
     <w:p>
@@ -406,8 +406,58 @@
             <w:pPr>
               <w:pStyle w:val="Compact"/>
             </w:pPr>
-            <w:r>
-              <w:t xml:space="preserve">The Halting Problem &amp; the Limits of Machines</w:t>
+            <w:hyperlink r:id="rId15">
+              <w:r>
+                <w:rPr>
+                  <w:rStyle w:val="Hyperlink"/>
+                </w:rPr>
+                <w:t xml:space="preserve">“We Must Know — We Will Know”</w:t>
+              </w:r>
+              <w:r>
+                <w:rPr>
+                  <w:rStyle w:val="Hyperlink"/>
+                </w:rPr>
+                <w:t xml:space="preserve">: Gödel, Turing, and the Problem No Computer Can Solve</w:t>
+              </w:r>
+            </w:hyperlink>
+          </w:p>
+        </w:tc>
+        <w:tc>
+          <w:tcPr/>
+          <w:p>
+            <w:pPr>
+              <w:pStyle w:val="Compact"/>
+            </w:pPr>
+            <w:r>
+              <w:rPr>
+                <w:b/>
+                <w:bCs/>
+              </w:rPr>
+              <w:t xml:space="preserve">Available</w:t>
+            </w:r>
+          </w:p>
+        </w:tc>
+      </w:tr>
+      <w:tr>
+        <w:tc>
+          <w:tcPr/>
+          <w:p>
+            <w:pPr>
+              <w:pStyle w:val="Compact"/>
+            </w:pPr>
+            <w:r>
+              <w:t xml:space="preserve">8</w:t>
+            </w:r>
+          </w:p>
+        </w:tc>
+        <w:tc>
+          <w:tcPr/>
+          <w:p>
+            <w:pPr>
+              <w:pStyle w:val="Compact"/>
+            </w:pPr>
+            <w:r>
+              <w:t xml:space="preserve">Open Source &amp; the Code an AI Learned From — Linux, Git &amp; Copilot</w:t>
             </w:r>
           </w:p>
         </w:tc>
@@ -435,18 +485,18 @@
               <w:pStyle w:val="Compact"/>
             </w:pPr>
             <w:r>
-              <w:t xml:space="preserve">8</w:t>
-            </w:r>
-          </w:p>
-        </w:tc>
-        <w:tc>
-          <w:tcPr/>
-          <w:p>
-            <w:pPr>
-              <w:pStyle w:val="Compact"/>
-            </w:pPr>
-            <w:r>
-              <w:t xml:space="preserve">Open Source &amp; the Code an AI Learned From — Linux, Git &amp; Copilot</w:t>
+              <w:t xml:space="preserve">9</w:t>
+            </w:r>
+          </w:p>
+        </w:tc>
+        <w:tc>
+          <w:tcPr/>
+          <w:p>
+            <w:pPr>
+              <w:pStyle w:val="Compact"/>
+            </w:pPr>
+            <w:r>
+              <w:t xml:space="preserve">From SQL to NoSQL — Why Google Built Bigtable</w:t>
             </w:r>
           </w:p>
         </w:tc>
@@ -474,18 +524,18 @@
               <w:pStyle w:val="Compact"/>
             </w:pPr>
             <w:r>
-              <w:t xml:space="preserve">9</w:t>
-            </w:r>
-          </w:p>
-        </w:tc>
-        <w:tc>
-          <w:tcPr/>
-          <w:p>
-            <w:pPr>
-              <w:pStyle w:val="Compact"/>
-            </w:pPr>
-            <w:r>
-              <w:t xml:space="preserve">From SQL to NoSQL — Why Google Built Bigtable</w:t>
+              <w:t xml:space="preserve">10</w:t>
+            </w:r>
+          </w:p>
+        </w:tc>
+        <w:tc>
+          <w:tcPr/>
+          <w:p>
+            <w:pPr>
+              <w:pStyle w:val="Compact"/>
+            </w:pPr>
+            <w:r>
+              <w:t xml:space="preserve">Three Companies Own the Internet — ARPANET to the Cloud Oligopoly</w:t>
             </w:r>
           </w:p>
         </w:tc>
@@ -513,18 +563,18 @@
               <w:pStyle w:val="Compact"/>
             </w:pPr>
             <w:r>
-              <w:t xml:space="preserve">10</w:t>
-            </w:r>
-          </w:p>
-        </w:tc>
-        <w:tc>
-          <w:tcPr/>
-          <w:p>
-            <w:pPr>
-              <w:pStyle w:val="Compact"/>
-            </w:pPr>
-            <w:r>
-              <w:t xml:space="preserve">Three Companies Own the Internet — ARPANET to the Cloud Oligopoly</w:t>
+              <w:t xml:space="preserve">11</w:t>
+            </w:r>
+          </w:p>
+        </w:tc>
+        <w:tc>
+          <w:tcPr/>
+          <w:p>
+            <w:pPr>
+              <w:pStyle w:val="Compact"/>
+            </w:pPr>
+            <w:r>
+              <w:t xml:space="preserve">The Equifax Breach</w:t>
             </w:r>
           </w:p>
         </w:tc>
@@ -552,18 +602,18 @@
               <w:pStyle w:val="Compact"/>
             </w:pPr>
             <w:r>
-              <w:t xml:space="preserve">11</w:t>
-            </w:r>
-          </w:p>
-        </w:tc>
-        <w:tc>
-          <w:tcPr/>
-          <w:p>
-            <w:pPr>
-              <w:pStyle w:val="Compact"/>
-            </w:pPr>
-            <w:r>
-              <w:t xml:space="preserve">The Equifax Breach</w:t>
+              <w:t xml:space="preserve">12</w:t>
+            </w:r>
+          </w:p>
+        </w:tc>
+        <w:tc>
+          <w:tcPr/>
+          <w:p>
+            <w:pPr>
+              <w:pStyle w:val="Compact"/>
+            </w:pPr>
+            <w:r>
+              <w:t xml:space="preserve">COMPAS, Facial Recognition &amp; AI Accountability</w:t>
             </w:r>
           </w:p>
         </w:tc>
@@ -583,47 +633,8 @@
           </w:p>
         </w:tc>
       </w:tr>
-      <w:tr>
-        <w:tc>
-          <w:tcPr/>
-          <w:p>
-            <w:pPr>
-              <w:pStyle w:val="Compact"/>
-            </w:pPr>
-            <w:r>
-              <w:t xml:space="preserve">12</w:t>
-            </w:r>
-          </w:p>
-        </w:tc>
-        <w:tc>
-          <w:tcPr/>
-          <w:p>
-            <w:pPr>
-              <w:pStyle w:val="Compact"/>
-            </w:pPr>
-            <w:r>
-              <w:t xml:space="preserve">COMPAS, Facial Recognition &amp; AI Accountability</w:t>
-            </w:r>
-          </w:p>
-        </w:tc>
-        <w:tc>
-          <w:tcPr/>
-          <w:p>
-            <w:pPr>
-              <w:pStyle w:val="Compact"/>
-            </w:pPr>
-            <w:r>
-              <w:rPr>
-                <w:i/>
-                <w:iCs/>
-              </w:rPr>
-              <w:t xml:space="preserve">In progress</w:t>
-            </w:r>
-          </w:p>
-        </w:tc>
-      </w:tr>
     </w:tbl>
-    <w:bookmarkStart w:id="15" w:name="how-to-read-these"/>
+    <w:bookmarkStart w:id="16" w:name="how-to-read-these"/>
     <w:p>
       <w:pPr>
         <w:pStyle w:val="Heading2"/>
@@ -754,7 +765,7 @@
         <w:t xml:space="preserve">looking up.</w:t>
       </w:r>
     </w:p>
-    <w:bookmarkEnd w:id="15"/>
+    <w:bookmarkEnd w:id="16"/>
     <w:sectPr>
       <w:footnotePr>
         <w:numRestart w:val="eachSect"/>

--- a/docs/v2/cases/index.docx
+++ b/docs/v2/cases/index.docx
@@ -31,7 +31,7 @@
         <w:pStyle w:val="Date"/>
       </w:pPr>
       <w:r>
-        <w:t xml:space="preserve">2026-06-10</w:t>
+        <w:t xml:space="preserve">2026-07-06</w:t>
       </w:r>
     </w:p>
     <w:p>
@@ -456,8 +456,52 @@
             <w:pPr>
               <w:pStyle w:val="Compact"/>
             </w:pPr>
-            <w:r>
-              <w:t xml:space="preserve">Open Source &amp; the Code an AI Learned From — Linux, Git &amp; Copilot</w:t>
+            <w:hyperlink r:id="rId16">
+              <w:r>
+                <w:rPr>
+                  <w:rStyle w:val="Hyperlink"/>
+                </w:rPr>
+                <w:t xml:space="preserve">Open Source and the Code an AI Learned From — Linux, Git &amp; Copilot</w:t>
+              </w:r>
+            </w:hyperlink>
+          </w:p>
+        </w:tc>
+        <w:tc>
+          <w:tcPr/>
+          <w:p>
+            <w:pPr>
+              <w:pStyle w:val="Compact"/>
+            </w:pPr>
+            <w:r>
+              <w:rPr>
+                <w:b/>
+                <w:bCs/>
+              </w:rPr>
+              <w:t xml:space="preserve">Available</w:t>
+            </w:r>
+          </w:p>
+        </w:tc>
+      </w:tr>
+      <w:tr>
+        <w:tc>
+          <w:tcPr/>
+          <w:p>
+            <w:pPr>
+              <w:pStyle w:val="Compact"/>
+            </w:pPr>
+            <w:r>
+              <w:t xml:space="preserve">9</w:t>
+            </w:r>
+          </w:p>
+        </w:tc>
+        <w:tc>
+          <w:tcPr/>
+          <w:p>
+            <w:pPr>
+              <w:pStyle w:val="Compact"/>
+            </w:pPr>
+            <w:r>
+              <w:t xml:space="preserve">From SQL to NoSQL — Why Google Built Bigtable</w:t>
             </w:r>
           </w:p>
         </w:tc>
@@ -485,18 +529,18 @@
               <w:pStyle w:val="Compact"/>
             </w:pPr>
             <w:r>
-              <w:t xml:space="preserve">9</w:t>
-            </w:r>
-          </w:p>
-        </w:tc>
-        <w:tc>
-          <w:tcPr/>
-          <w:p>
-            <w:pPr>
-              <w:pStyle w:val="Compact"/>
-            </w:pPr>
-            <w:r>
-              <w:t xml:space="preserve">From SQL to NoSQL — Why Google Built Bigtable</w:t>
+              <w:t xml:space="preserve">10</w:t>
+            </w:r>
+          </w:p>
+        </w:tc>
+        <w:tc>
+          <w:tcPr/>
+          <w:p>
+            <w:pPr>
+              <w:pStyle w:val="Compact"/>
+            </w:pPr>
+            <w:r>
+              <w:t xml:space="preserve">Three Companies Own the Internet — ARPANET to the Cloud Oligopoly</w:t>
             </w:r>
           </w:p>
         </w:tc>
@@ -524,18 +568,18 @@
               <w:pStyle w:val="Compact"/>
             </w:pPr>
             <w:r>
-              <w:t xml:space="preserve">10</w:t>
-            </w:r>
-          </w:p>
-        </w:tc>
-        <w:tc>
-          <w:tcPr/>
-          <w:p>
-            <w:pPr>
-              <w:pStyle w:val="Compact"/>
-            </w:pPr>
-            <w:r>
-              <w:t xml:space="preserve">Three Companies Own the Internet — ARPANET to the Cloud Oligopoly</w:t>
+              <w:t xml:space="preserve">11</w:t>
+            </w:r>
+          </w:p>
+        </w:tc>
+        <w:tc>
+          <w:tcPr/>
+          <w:p>
+            <w:pPr>
+              <w:pStyle w:val="Compact"/>
+            </w:pPr>
+            <w:r>
+              <w:t xml:space="preserve">The Equifax Breach</w:t>
             </w:r>
           </w:p>
         </w:tc>
@@ -563,18 +607,18 @@
               <w:pStyle w:val="Compact"/>
             </w:pPr>
             <w:r>
-              <w:t xml:space="preserve">11</w:t>
-            </w:r>
-          </w:p>
-        </w:tc>
-        <w:tc>
-          <w:tcPr/>
-          <w:p>
-            <w:pPr>
-              <w:pStyle w:val="Compact"/>
-            </w:pPr>
-            <w:r>
-              <w:t xml:space="preserve">The Equifax Breach</w:t>
+              <w:t xml:space="preserve">12</w:t>
+            </w:r>
+          </w:p>
+        </w:tc>
+        <w:tc>
+          <w:tcPr/>
+          <w:p>
+            <w:pPr>
+              <w:pStyle w:val="Compact"/>
+            </w:pPr>
+            <w:r>
+              <w:t xml:space="preserve">COMPAS, Facial Recognition &amp; AI Accountability</w:t>
             </w:r>
           </w:p>
         </w:tc>
@@ -594,47 +638,8 @@
           </w:p>
         </w:tc>
       </w:tr>
-      <w:tr>
-        <w:tc>
-          <w:tcPr/>
-          <w:p>
-            <w:pPr>
-              <w:pStyle w:val="Compact"/>
-            </w:pPr>
-            <w:r>
-              <w:t xml:space="preserve">12</w:t>
-            </w:r>
-          </w:p>
-        </w:tc>
-        <w:tc>
-          <w:tcPr/>
-          <w:p>
-            <w:pPr>
-              <w:pStyle w:val="Compact"/>
-            </w:pPr>
-            <w:r>
-              <w:t xml:space="preserve">COMPAS, Facial Recognition &amp; AI Accountability</w:t>
-            </w:r>
-          </w:p>
-        </w:tc>
-        <w:tc>
-          <w:tcPr/>
-          <w:p>
-            <w:pPr>
-              <w:pStyle w:val="Compact"/>
-            </w:pPr>
-            <w:r>
-              <w:rPr>
-                <w:i/>
-                <w:iCs/>
-              </w:rPr>
-              <w:t xml:space="preserve">In progress</w:t>
-            </w:r>
-          </w:p>
-        </w:tc>
-      </w:tr>
     </w:tbl>
-    <w:bookmarkStart w:id="16" w:name="how-to-read-these"/>
+    <w:bookmarkStart w:id="17" w:name="how-to-read-these"/>
     <w:p>
       <w:pPr>
         <w:pStyle w:val="Heading2"/>
@@ -765,7 +770,7 @@
         <w:t xml:space="preserve">looking up.</w:t>
       </w:r>
     </w:p>
-    <w:bookmarkEnd w:id="16"/>
+    <w:bookmarkEnd w:id="17"/>
     <w:sectPr>
       <w:footnotePr>
         <w:numRestart w:val="eachSect"/>

--- a/docs/v2/cases/index.docx
+++ b/docs/v2/cases/index.docx
@@ -31,7 +31,7 @@
         <w:pStyle w:val="Date"/>
       </w:pPr>
       <w:r>
-        <w:t xml:space="preserve">2026-07-06</w:t>
+        <w:t xml:space="preserve">2026-07-07</w:t>
       </w:r>
     </w:p>
     <w:p>
@@ -500,8 +500,52 @@
             <w:pPr>
               <w:pStyle w:val="Compact"/>
             </w:pPr>
-            <w:r>
-              <w:t xml:space="preserve">From SQL to NoSQL — Why Google Built Bigtable</w:t>
+            <w:hyperlink r:id="rId17">
+              <w:r>
+                <w:rPr>
+                  <w:rStyle w:val="Hyperlink"/>
+                </w:rPr>
+                <w:t xml:space="preserve">From SQL to NoSQL: Why Google Broke the Database</w:t>
+              </w:r>
+            </w:hyperlink>
+          </w:p>
+        </w:tc>
+        <w:tc>
+          <w:tcPr/>
+          <w:p>
+            <w:pPr>
+              <w:pStyle w:val="Compact"/>
+            </w:pPr>
+            <w:r>
+              <w:rPr>
+                <w:b/>
+                <w:bCs/>
+              </w:rPr>
+              <w:t xml:space="preserve">Available</w:t>
+            </w:r>
+          </w:p>
+        </w:tc>
+      </w:tr>
+      <w:tr>
+        <w:tc>
+          <w:tcPr/>
+          <w:p>
+            <w:pPr>
+              <w:pStyle w:val="Compact"/>
+            </w:pPr>
+            <w:r>
+              <w:t xml:space="preserve">10</w:t>
+            </w:r>
+          </w:p>
+        </w:tc>
+        <w:tc>
+          <w:tcPr/>
+          <w:p>
+            <w:pPr>
+              <w:pStyle w:val="Compact"/>
+            </w:pPr>
+            <w:r>
+              <w:t xml:space="preserve">Three Companies Own the Internet — ARPANET to the Cloud Oligopoly</w:t>
             </w:r>
           </w:p>
         </w:tc>
@@ -529,18 +573,18 @@
               <w:pStyle w:val="Compact"/>
             </w:pPr>
             <w:r>
-              <w:t xml:space="preserve">10</w:t>
-            </w:r>
-          </w:p>
-        </w:tc>
-        <w:tc>
-          <w:tcPr/>
-          <w:p>
-            <w:pPr>
-              <w:pStyle w:val="Compact"/>
-            </w:pPr>
-            <w:r>
-              <w:t xml:space="preserve">Three Companies Own the Internet — ARPANET to the Cloud Oligopoly</w:t>
+              <w:t xml:space="preserve">11</w:t>
+            </w:r>
+          </w:p>
+        </w:tc>
+        <w:tc>
+          <w:tcPr/>
+          <w:p>
+            <w:pPr>
+              <w:pStyle w:val="Compact"/>
+            </w:pPr>
+            <w:r>
+              <w:t xml:space="preserve">The Equifax Breach</w:t>
             </w:r>
           </w:p>
         </w:tc>
@@ -568,18 +612,18 @@
               <w:pStyle w:val="Compact"/>
             </w:pPr>
             <w:r>
-              <w:t xml:space="preserve">11</w:t>
-            </w:r>
-          </w:p>
-        </w:tc>
-        <w:tc>
-          <w:tcPr/>
-          <w:p>
-            <w:pPr>
-              <w:pStyle w:val="Compact"/>
-            </w:pPr>
-            <w:r>
-              <w:t xml:space="preserve">The Equifax Breach</w:t>
+              <w:t xml:space="preserve">12</w:t>
+            </w:r>
+          </w:p>
+        </w:tc>
+        <w:tc>
+          <w:tcPr/>
+          <w:p>
+            <w:pPr>
+              <w:pStyle w:val="Compact"/>
+            </w:pPr>
+            <w:r>
+              <w:t xml:space="preserve">COMPAS, Facial Recognition &amp; AI Accountability</w:t>
             </w:r>
           </w:p>
         </w:tc>
@@ -599,47 +643,8 @@
           </w:p>
         </w:tc>
       </w:tr>
-      <w:tr>
-        <w:tc>
-          <w:tcPr/>
-          <w:p>
-            <w:pPr>
-              <w:pStyle w:val="Compact"/>
-            </w:pPr>
-            <w:r>
-              <w:t xml:space="preserve">12</w:t>
-            </w:r>
-          </w:p>
-        </w:tc>
-        <w:tc>
-          <w:tcPr/>
-          <w:p>
-            <w:pPr>
-              <w:pStyle w:val="Compact"/>
-            </w:pPr>
-            <w:r>
-              <w:t xml:space="preserve">COMPAS, Facial Recognition &amp; AI Accountability</w:t>
-            </w:r>
-          </w:p>
-        </w:tc>
-        <w:tc>
-          <w:tcPr/>
-          <w:p>
-            <w:pPr>
-              <w:pStyle w:val="Compact"/>
-            </w:pPr>
-            <w:r>
-              <w:rPr>
-                <w:i/>
-                <w:iCs/>
-              </w:rPr>
-              <w:t xml:space="preserve">In progress</w:t>
-            </w:r>
-          </w:p>
-        </w:tc>
-      </w:tr>
     </w:tbl>
-    <w:bookmarkStart w:id="17" w:name="how-to-read-these"/>
+    <w:bookmarkStart w:id="18" w:name="how-to-read-these"/>
     <w:p>
       <w:pPr>
         <w:pStyle w:val="Heading2"/>
@@ -770,7 +775,7 @@
         <w:t xml:space="preserve">looking up.</w:t>
       </w:r>
     </w:p>
-    <w:bookmarkEnd w:id="17"/>
+    <w:bookmarkEnd w:id="18"/>
     <w:sectPr>
       <w:footnotePr>
         <w:numRestart w:val="eachSect"/>

--- a/docs/v2/cases/index.docx
+++ b/docs/v2/cases/index.docx
@@ -544,8 +544,52 @@
             <w:pPr>
               <w:pStyle w:val="Compact"/>
             </w:pPr>
-            <w:r>
-              <w:t xml:space="preserve">Three Companies Own the Internet — ARPANET to the Cloud Oligopoly</w:t>
+            <w:hyperlink r:id="rId18">
+              <w:r>
+                <w:rPr>
+                  <w:rStyle w:val="Hyperlink"/>
+                </w:rPr>
+                <w:t xml:space="preserve">Three Companies Own the Internet — ARPANET to the Cloud Oligopoly</w:t>
+              </w:r>
+            </w:hyperlink>
+          </w:p>
+        </w:tc>
+        <w:tc>
+          <w:tcPr/>
+          <w:p>
+            <w:pPr>
+              <w:pStyle w:val="Compact"/>
+            </w:pPr>
+            <w:r>
+              <w:rPr>
+                <w:b/>
+                <w:bCs/>
+              </w:rPr>
+              <w:t xml:space="preserve">Available</w:t>
+            </w:r>
+          </w:p>
+        </w:tc>
+      </w:tr>
+      <w:tr>
+        <w:tc>
+          <w:tcPr/>
+          <w:p>
+            <w:pPr>
+              <w:pStyle w:val="Compact"/>
+            </w:pPr>
+            <w:r>
+              <w:t xml:space="preserve">11</w:t>
+            </w:r>
+          </w:p>
+        </w:tc>
+        <w:tc>
+          <w:tcPr/>
+          <w:p>
+            <w:pPr>
+              <w:pStyle w:val="Compact"/>
+            </w:pPr>
+            <w:r>
+              <w:t xml:space="preserve">The Equifax Breach</w:t>
             </w:r>
           </w:p>
         </w:tc>
@@ -573,18 +617,18 @@
               <w:pStyle w:val="Compact"/>
             </w:pPr>
             <w:r>
-              <w:t xml:space="preserve">11</w:t>
-            </w:r>
-          </w:p>
-        </w:tc>
-        <w:tc>
-          <w:tcPr/>
-          <w:p>
-            <w:pPr>
-              <w:pStyle w:val="Compact"/>
-            </w:pPr>
-            <w:r>
-              <w:t xml:space="preserve">The Equifax Breach</w:t>
+              <w:t xml:space="preserve">12</w:t>
+            </w:r>
+          </w:p>
+        </w:tc>
+        <w:tc>
+          <w:tcPr/>
+          <w:p>
+            <w:pPr>
+              <w:pStyle w:val="Compact"/>
+            </w:pPr>
+            <w:r>
+              <w:t xml:space="preserve">COMPAS, Facial Recognition &amp; AI Accountability</w:t>
             </w:r>
           </w:p>
         </w:tc>
@@ -604,47 +648,8 @@
           </w:p>
         </w:tc>
       </w:tr>
-      <w:tr>
-        <w:tc>
-          <w:tcPr/>
-          <w:p>
-            <w:pPr>
-              <w:pStyle w:val="Compact"/>
-            </w:pPr>
-            <w:r>
-              <w:t xml:space="preserve">12</w:t>
-            </w:r>
-          </w:p>
-        </w:tc>
-        <w:tc>
-          <w:tcPr/>
-          <w:p>
-            <w:pPr>
-              <w:pStyle w:val="Compact"/>
-            </w:pPr>
-            <w:r>
-              <w:t xml:space="preserve">COMPAS, Facial Recognition &amp; AI Accountability</w:t>
-            </w:r>
-          </w:p>
-        </w:tc>
-        <w:tc>
-          <w:tcPr/>
-          <w:p>
-            <w:pPr>
-              <w:pStyle w:val="Compact"/>
-            </w:pPr>
-            <w:r>
-              <w:rPr>
-                <w:i/>
-                <w:iCs/>
-              </w:rPr>
-              <w:t xml:space="preserve">In progress</w:t>
-            </w:r>
-          </w:p>
-        </w:tc>
-      </w:tr>
     </w:tbl>
-    <w:bookmarkStart w:id="18" w:name="how-to-read-these"/>
+    <w:bookmarkStart w:id="19" w:name="how-to-read-these"/>
     <w:p>
       <w:pPr>
         <w:pStyle w:val="Heading2"/>
@@ -775,7 +780,7 @@
         <w:t xml:space="preserve">looking up.</w:t>
       </w:r>
     </w:p>
-    <w:bookmarkEnd w:id="18"/>
+    <w:bookmarkEnd w:id="19"/>
     <w:sectPr>
       <w:footnotePr>
         <w:numRestart w:val="eachSect"/>

--- a/docs/v2/cases/index.docx
+++ b/docs/v2/cases/index.docx
@@ -31,7 +31,7 @@
         <w:pStyle w:val="Date"/>
       </w:pPr>
       <w:r>
-        <w:t xml:space="preserve">2026-07-07</w:t>
+        <w:t xml:space="preserve">2026-07-09</w:t>
       </w:r>
     </w:p>
     <w:p>
@@ -588,8 +588,52 @@
             <w:pPr>
               <w:pStyle w:val="Compact"/>
             </w:pPr>
-            <w:r>
-              <w:t xml:space="preserve">The Equifax Breach</w:t>
+            <w:hyperlink r:id="rId19">
+              <w:r>
+                <w:rPr>
+                  <w:rStyle w:val="Hyperlink"/>
+                </w:rPr>
+                <w:t xml:space="preserve">The Equifax Breach</w:t>
+              </w:r>
+            </w:hyperlink>
+          </w:p>
+        </w:tc>
+        <w:tc>
+          <w:tcPr/>
+          <w:p>
+            <w:pPr>
+              <w:pStyle w:val="Compact"/>
+            </w:pPr>
+            <w:r>
+              <w:rPr>
+                <w:b/>
+                <w:bCs/>
+              </w:rPr>
+              <w:t xml:space="preserve">Available</w:t>
+            </w:r>
+          </w:p>
+        </w:tc>
+      </w:tr>
+      <w:tr>
+        <w:tc>
+          <w:tcPr/>
+          <w:p>
+            <w:pPr>
+              <w:pStyle w:val="Compact"/>
+            </w:pPr>
+            <w:r>
+              <w:t xml:space="preserve">12</w:t>
+            </w:r>
+          </w:p>
+        </w:tc>
+        <w:tc>
+          <w:tcPr/>
+          <w:p>
+            <w:pPr>
+              <w:pStyle w:val="Compact"/>
+            </w:pPr>
+            <w:r>
+              <w:t xml:space="preserve">COMPAS, Facial Recognition &amp; AI Accountability</w:t>
             </w:r>
           </w:p>
         </w:tc>
@@ -609,47 +653,8 @@
           </w:p>
         </w:tc>
       </w:tr>
-      <w:tr>
-        <w:tc>
-          <w:tcPr/>
-          <w:p>
-            <w:pPr>
-              <w:pStyle w:val="Compact"/>
-            </w:pPr>
-            <w:r>
-              <w:t xml:space="preserve">12</w:t>
-            </w:r>
-          </w:p>
-        </w:tc>
-        <w:tc>
-          <w:tcPr/>
-          <w:p>
-            <w:pPr>
-              <w:pStyle w:val="Compact"/>
-            </w:pPr>
-            <w:r>
-              <w:t xml:space="preserve">COMPAS, Facial Recognition &amp; AI Accountability</w:t>
-            </w:r>
-          </w:p>
-        </w:tc>
-        <w:tc>
-          <w:tcPr/>
-          <w:p>
-            <w:pPr>
-              <w:pStyle w:val="Compact"/>
-            </w:pPr>
-            <w:r>
-              <w:rPr>
-                <w:i/>
-                <w:iCs/>
-              </w:rPr>
-              <w:t xml:space="preserve">In progress</w:t>
-            </w:r>
-          </w:p>
-        </w:tc>
-      </w:tr>
     </w:tbl>
-    <w:bookmarkStart w:id="19" w:name="how-to-read-these"/>
+    <w:bookmarkStart w:id="20" w:name="how-to-read-these"/>
     <w:p>
       <w:pPr>
         <w:pStyle w:val="Heading2"/>
@@ -780,7 +785,7 @@
         <w:t xml:space="preserve">looking up.</w:t>
       </w:r>
     </w:p>
-    <w:bookmarkEnd w:id="19"/>
+    <w:bookmarkEnd w:id="20"/>
     <w:sectPr>
       <w:footnotePr>
         <w:numRestart w:val="eachSect"/>

--- a/docs/v2/cases/index.docx
+++ b/docs/v2/cases/index.docx
@@ -31,7 +31,7 @@
         <w:pStyle w:val="Date"/>
       </w:pPr>
       <w:r>
-        <w:t xml:space="preserve">2026-07-09</w:t>
+        <w:t xml:space="preserve">2026-07-11</w:t>
       </w:r>
     </w:p>
     <w:p>
@@ -632,9 +632,14 @@
             <w:pPr>
               <w:pStyle w:val="Compact"/>
             </w:pPr>
-            <w:r>
-              <w:t xml:space="preserve">COMPAS, Facial Recognition &amp; AI Accountability</w:t>
-            </w:r>
+            <w:hyperlink r:id="rId20">
+              <w:r>
+                <w:rPr>
+                  <w:rStyle w:val="Hyperlink"/>
+                </w:rPr>
+                <w:t xml:space="preserve">The Score and the Face: COMPAS, Facial Recognition &amp; AI Accountability</w:t>
+              </w:r>
+            </w:hyperlink>
           </w:p>
         </w:tc>
         <w:tc>
@@ -645,16 +650,16 @@
             </w:pPr>
             <w:r>
               <w:rPr>
-                <w:i/>
-                <w:iCs/>
+                <w:b/>
+                <w:bCs/>
               </w:rPr>
-              <w:t xml:space="preserve">In progress</w:t>
+              <w:t xml:space="preserve">Available</w:t>
             </w:r>
           </w:p>
         </w:tc>
       </w:tr>
     </w:tbl>
-    <w:bookmarkStart w:id="20" w:name="how-to-read-these"/>
+    <w:bookmarkStart w:id="21" w:name="how-to-read-these"/>
     <w:p>
       <w:pPr>
         <w:pStyle w:val="Heading2"/>
@@ -785,7 +790,7 @@
         <w:t xml:space="preserve">looking up.</w:t>
       </w:r>
     </w:p>
-    <w:bookmarkEnd w:id="20"/>
+    <w:bookmarkEnd w:id="21"/>
     <w:sectPr>
       <w:footnotePr>
         <w:numRestart w:val="eachSect"/>

--- a/docs/v2/cases/index.docx
+++ b/docs/v2/cases/index.docx
@@ -15,7 +15,7 @@
         <w:pStyle w:val="Subtitle"/>
       </w:pPr>
       <w:r>
-        <w:t xml:space="preserve">COMP 1150 — Computer Science Concepts, Summer 2026</w:t>
+        <w:t xml:space="preserve">COMP 1150 — Computer Science Concepts, Fall 2026</w:t>
       </w:r>
     </w:p>
     <w:p>
@@ -31,7 +31,7 @@
         <w:pStyle w:val="Date"/>
       </w:pPr>
       <w:r>
-        <w:t xml:space="preserve">2026-07-11</w:t>
+        <w:t xml:space="preserve">2026-08-20</w:t>
       </w:r>
     </w:p>
     <w:p>

--- a/docs/v2/cases/index.docx
+++ b/docs/v2/cases/index.docx
@@ -31,7 +31,7 @@
         <w:pStyle w:val="Date"/>
       </w:pPr>
       <w:r>
-        <w:t xml:space="preserve">2026-08-20</w:t>
+        <w:t xml:space="preserve">2026-08-21</w:t>
       </w:r>
     </w:p>
     <w:p>
@@ -72,6 +72,14 @@
       </w:r>
       <w:r>
         <w:t xml:space="preserve">interesting.</w:t>
+      </w:r>
+    </w:p>
+    <w:p>
+      <w:pPr>
+        <w:pStyle w:val="TableCaption"/>
+      </w:pPr>
+      <w:r>
+        <w:t xml:space="preserve">The twelve case studies and whether each is currently available.</w:t>
       </w:r>
     </w:p>
     <w:tbl>
@@ -80,6 +88,7 @@
         <w:tblW w:type="pct" w:w="5000"/>
         <w:tblLayout w:type="fixed"/>
         <w:tblLook w:firstRow="1" w:lastRow="0" w:firstColumn="0" w:lastColumn="0" w:noHBand="0" w:noVBand="0" w:val="0020"/>
+        <w:tblCaption w:val="The twelve case studies and whether each is currently available."/>
       </w:tblPr>
       <w:tblGrid>
         <w:gridCol w:w="2640"/>
